--- a/Cross Validation Types.docx
+++ b/Cross Validation Types.docx
@@ -4,39 +4,80 @@
   <w:body>
     <w:p>
       <w:pPr>
-        <w:jc w:val="center"/>
-        <w:rPr>
-          <w:b/>
-          <w:bCs/>
-        </w:rPr>
-      </w:pPr>
-      <w:r>
-        <w:rPr>
-          <w:b/>
-          <w:bCs/>
-        </w:rPr>
-        <w:t>Cross Validation:</w:t>
-      </w:r>
-    </w:p>
-    <w:p>
+        <w:rPr>
+          <w:b/>
+          <w:bCs/>
+          <w:sz w:val="32"/>
+          <w:szCs w:val="32"/>
+        </w:rPr>
+      </w:pPr>
+      <w:r>
+        <w:rPr>
+          <w:b/>
+          <w:bCs/>
+          <w:sz w:val="32"/>
+          <w:szCs w:val="32"/>
+        </w:rPr>
+        <w:t>Cross Validation</w:t>
+      </w:r>
+      <w:r>
+        <w:rPr>
+          <w:b/>
+          <w:bCs/>
+          <w:sz w:val="32"/>
+          <w:szCs w:val="32"/>
+        </w:rPr>
+        <w:t>:</w:t>
+      </w:r>
+    </w:p>
+    <w:p>
+      <w:r>
+        <w:t>Cross-validation is a powerful resampling technique used in machine learning to evaluate model performance and assess how well a model generalizes to new, unseen data. It helps prevent overfitting and provides a more reliable performance estimate than a single train-test split</w:t>
+      </w:r>
+    </w:p>
+    <w:p>
+      <w:pPr>
+        <w:rPr>
+          <w:b/>
+          <w:bCs/>
+          <w:sz w:val="32"/>
+          <w:szCs w:val="32"/>
+        </w:rPr>
+      </w:pPr>
+      <w:r>
+        <w:rPr>
+          <w:b/>
+          <w:bCs/>
+          <w:sz w:val="32"/>
+          <w:szCs w:val="32"/>
+        </w:rPr>
+        <w:t xml:space="preserve"> Types </w:t>
+      </w:r>
+    </w:p>
+    <w:p>
+      <w:r>
+        <w:t xml:space="preserve"> </w:t>
+      </w:r>
       <w:r>
         <w:t xml:space="preserve">For </w:t>
       </w:r>
-      <w:proofErr w:type="gramStart"/>
-      <w:r>
-        <w:t>data  which</w:t>
-      </w:r>
-      <w:proofErr w:type="gramEnd"/>
+      <w:r>
+        <w:t>data which</w:t>
+      </w:r>
       <w:r>
         <w:t xml:space="preserve"> is independent and identically </w:t>
       </w:r>
-      <w:proofErr w:type="gramStart"/>
-      <w:r>
-        <w:t>Distributed  below</w:t>
-      </w:r>
-      <w:proofErr w:type="gramEnd"/>
-      <w:r>
-        <w:t xml:space="preserve"> Cross validations can be used </w:t>
+      <w:r>
+        <w:t>Distributed below</w:t>
+      </w:r>
+      <w:r>
+        <w:t xml:space="preserve"> Cross validations can be </w:t>
+      </w:r>
+      <w:r>
+        <w:t xml:space="preserve">      </w:t>
+      </w:r>
+      <w:r>
+        <w:t xml:space="preserve">used </w:t>
       </w:r>
     </w:p>
     <w:p>
@@ -136,6 +177,255 @@
           <w:u w:val="single"/>
         </w:rPr>
         <w:t xml:space="preserve">: </w:t>
+      </w:r>
+    </w:p>
+    <w:p>
+      <w:pPr>
+        <w:spacing w:after="0" w:line="240" w:lineRule="auto"/>
+        <w:ind w:left="720"/>
+        <w:rPr>
+          <w:rFonts w:eastAsia="Times New Roman" w:cs="Times New Roman"/>
+          <w:kern w:val="0"/>
+          <w14:ligatures w14:val="none"/>
+        </w:rPr>
+      </w:pPr>
+      <w:r>
+        <w:rPr>
+          <w:rFonts w:eastAsia="Times New Roman" w:cs="Times New Roman"/>
+          <w:kern w:val="0"/>
+          <w14:ligatures w14:val="none"/>
+        </w:rPr>
+        <w:t>K-Fold Cross-Validation is a robust technique for evaluating machine learning models by splitting data into </w:t>
+      </w:r>
+      <w:r>
+        <w:rPr>
+          <w:rFonts w:eastAsia="Times New Roman" w:cs="Times New Roman"/>
+          <w:noProof/>
+          <w:color w:val="0A0A0A"/>
+          <w:kern w:val="0"/>
+          <w:sz w:val="28"/>
+          <w:szCs w:val="28"/>
+          <w:shd w:val="clear" w:color="auto" w:fill="FFFFFF"/>
+          <w14:ligatures w14:val="none"/>
+        </w:rPr>
+        <w:drawing>
+          <wp:inline distT="0" distB="0" distL="0" distR="0" wp14:anchorId="2C96E71E" wp14:editId="555D1763">
+            <wp:extent cx="9525" cy="9525"/>
+            <wp:effectExtent l="0" t="0" r="0" b="0"/>
+            <wp:docPr id="1822423543" name="Picture 7"/>
+            <wp:cNvGraphicFramePr>
+              <a:graphicFrameLocks xmlns:a="http://schemas.openxmlformats.org/drawingml/2006/main" noChangeAspect="1"/>
+            </wp:cNvGraphicFramePr>
+            <a:graphic xmlns:a="http://schemas.openxmlformats.org/drawingml/2006/main">
+              <a:graphicData uri="http://schemas.openxmlformats.org/drawingml/2006/picture">
+                <pic:pic xmlns:pic="http://schemas.openxmlformats.org/drawingml/2006/picture">
+                  <pic:nvPicPr>
+                    <pic:cNvPr id="0" name="Picture 8"/>
+                    <pic:cNvPicPr>
+                      <a:picLocks noChangeAspect="1" noChangeArrowheads="1"/>
+                    </pic:cNvPicPr>
+                  </pic:nvPicPr>
+                  <pic:blipFill>
+                    <a:blip r:embed="rId5">
+                      <a:extLst>
+                        <a:ext uri="{28A0092B-C50C-407E-A947-70E740481C1C}">
+                          <a14:useLocalDpi xmlns:a14="http://schemas.microsoft.com/office/drawing/2010/main" val="0"/>
+                        </a:ext>
+                      </a:extLst>
+                    </a:blip>
+                    <a:srcRect/>
+                    <a:stretch>
+                      <a:fillRect/>
+                    </a:stretch>
+                  </pic:blipFill>
+                  <pic:spPr bwMode="auto">
+                    <a:xfrm>
+                      <a:off x="0" y="0"/>
+                      <a:ext cx="9525" cy="9525"/>
+                    </a:xfrm>
+                    <a:prstGeom prst="rect">
+                      <a:avLst/>
+                    </a:prstGeom>
+                    <a:noFill/>
+                    <a:ln>
+                      <a:noFill/>
+                    </a:ln>
+                  </pic:spPr>
+                </pic:pic>
+              </a:graphicData>
+            </a:graphic>
+          </wp:inline>
+        </w:drawing>
+      </w:r>
+      <w:r>
+        <w:rPr>
+          <w:rFonts w:eastAsia="Times New Roman" w:cs="Times New Roman"/>
+          <w:color w:val="0A0A0A"/>
+          <w:kern w:val="0"/>
+          <w:shd w:val="clear" w:color="auto" w:fill="FFFFFF"/>
+          <w14:ligatures w14:val="none"/>
+        </w:rPr>
+        <w:t> equal subsets (folds). The model trains on folds and validates on the remaining fold, repeating this </w:t>
+      </w:r>
+      <w:r>
+        <w:rPr>
+          <w:rFonts w:eastAsia="Times New Roman" w:cs="Times New Roman"/>
+          <w:noProof/>
+          <w:color w:val="0A0A0A"/>
+          <w:kern w:val="0"/>
+          <w:sz w:val="28"/>
+          <w:szCs w:val="28"/>
+          <w:shd w:val="clear" w:color="auto" w:fill="FFFFFF"/>
+          <w14:ligatures w14:val="none"/>
+        </w:rPr>
+        <w:drawing>
+          <wp:inline distT="0" distB="0" distL="0" distR="0" wp14:anchorId="624640B1" wp14:editId="22C355DD">
+            <wp:extent cx="9525" cy="9525"/>
+            <wp:effectExtent l="0" t="0" r="0" b="0"/>
+            <wp:docPr id="1517289188" name="Picture 4"/>
+            <wp:cNvGraphicFramePr>
+              <a:graphicFrameLocks xmlns:a="http://schemas.openxmlformats.org/drawingml/2006/main" noChangeAspect="1"/>
+            </wp:cNvGraphicFramePr>
+            <a:graphic xmlns:a="http://schemas.openxmlformats.org/drawingml/2006/main">
+              <a:graphicData uri="http://schemas.openxmlformats.org/drawingml/2006/picture">
+                <pic:pic xmlns:pic="http://schemas.openxmlformats.org/drawingml/2006/picture">
+                  <pic:nvPicPr>
+                    <pic:cNvPr id="0" name="Picture 11"/>
+                    <pic:cNvPicPr>
+                      <a:picLocks noChangeAspect="1" noChangeArrowheads="1"/>
+                    </pic:cNvPicPr>
+                  </pic:nvPicPr>
+                  <pic:blipFill>
+                    <a:blip r:embed="rId5">
+                      <a:extLst>
+                        <a:ext uri="{28A0092B-C50C-407E-A947-70E740481C1C}">
+                          <a14:useLocalDpi xmlns:a14="http://schemas.microsoft.com/office/drawing/2010/main" val="0"/>
+                        </a:ext>
+                      </a:extLst>
+                    </a:blip>
+                    <a:srcRect/>
+                    <a:stretch>
+                      <a:fillRect/>
+                    </a:stretch>
+                  </pic:blipFill>
+                  <pic:spPr bwMode="auto">
+                    <a:xfrm>
+                      <a:off x="0" y="0"/>
+                      <a:ext cx="9525" cy="9525"/>
+                    </a:xfrm>
+                    <a:prstGeom prst="rect">
+                      <a:avLst/>
+                    </a:prstGeom>
+                    <a:noFill/>
+                    <a:ln>
+                      <a:noFill/>
+                    </a:ln>
+                  </pic:spPr>
+                </pic:pic>
+              </a:graphicData>
+            </a:graphic>
+          </wp:inline>
+        </w:drawing>
+      </w:r>
+      <w:r>
+        <w:rPr>
+          <w:rFonts w:eastAsia="Times New Roman" w:cs="Times New Roman"/>
+          <w:color w:val="0A0A0A"/>
+          <w:kern w:val="0"/>
+          <w:shd w:val="clear" w:color="auto" w:fill="FFFFFF"/>
+          <w14:ligatures w14:val="none"/>
+        </w:rPr>
+        <w:t>times so each fold serves as validation once. Performance is the average of all </w:t>
+      </w:r>
+    </w:p>
+    <w:p>
+      <w:pPr>
+        <w:spacing w:after="0" w:line="240" w:lineRule="auto"/>
+        <w:rPr>
+          <w:rFonts w:ascii="Times New Roman" w:eastAsia="Times New Roman" w:hAnsi="Times New Roman" w:cs="Times New Roman"/>
+          <w:kern w:val="0"/>
+          <w14:ligatures w14:val="none"/>
+        </w:rPr>
+      </w:pPr>
+      <w:r>
+        <w:rPr>
+          <w:rFonts w:ascii="Roboto" w:eastAsia="Times New Roman" w:hAnsi="Roboto" w:cs="Times New Roman"/>
+          <w:noProof/>
+          <w:color w:val="0A0A0A"/>
+          <w:kern w:val="0"/>
+          <w:sz w:val="28"/>
+          <w:szCs w:val="28"/>
+          <w:shd w:val="clear" w:color="auto" w:fill="FFFFFF"/>
+          <w14:ligatures w14:val="none"/>
+        </w:rPr>
+        <w:drawing>
+          <wp:inline distT="0" distB="0" distL="0" distR="0" wp14:anchorId="3C2CB499" wp14:editId="3A619EF4">
+            <wp:extent cx="9525" cy="9525"/>
+            <wp:effectExtent l="0" t="0" r="0" b="0"/>
+            <wp:docPr id="1926319808" name="Picture 3"/>
+            <wp:cNvGraphicFramePr>
+              <a:graphicFrameLocks xmlns:a="http://schemas.openxmlformats.org/drawingml/2006/main" noChangeAspect="1"/>
+            </wp:cNvGraphicFramePr>
+            <a:graphic xmlns:a="http://schemas.openxmlformats.org/drawingml/2006/main">
+              <a:graphicData uri="http://schemas.openxmlformats.org/drawingml/2006/picture">
+                <pic:pic xmlns:pic="http://schemas.openxmlformats.org/drawingml/2006/picture">
+                  <pic:nvPicPr>
+                    <pic:cNvPr id="0" name="Picture 12"/>
+                    <pic:cNvPicPr>
+                      <a:picLocks noChangeAspect="1" noChangeArrowheads="1"/>
+                    </pic:cNvPicPr>
+                  </pic:nvPicPr>
+                  <pic:blipFill>
+                    <a:blip r:embed="rId5">
+                      <a:extLst>
+                        <a:ext uri="{28A0092B-C50C-407E-A947-70E740481C1C}">
+                          <a14:useLocalDpi xmlns:a14="http://schemas.microsoft.com/office/drawing/2010/main" val="0"/>
+                        </a:ext>
+                      </a:extLst>
+                    </a:blip>
+                    <a:srcRect/>
+                    <a:stretch>
+                      <a:fillRect/>
+                    </a:stretch>
+                  </pic:blipFill>
+                  <pic:spPr bwMode="auto">
+                    <a:xfrm>
+                      <a:off x="0" y="0"/>
+                      <a:ext cx="9525" cy="9525"/>
+                    </a:xfrm>
+                    <a:prstGeom prst="rect">
+                      <a:avLst/>
+                    </a:prstGeom>
+                    <a:noFill/>
+                    <a:ln>
+                      <a:noFill/>
+                    </a:ln>
+                  </pic:spPr>
+                </pic:pic>
+              </a:graphicData>
+            </a:graphic>
+          </wp:inline>
+        </w:drawing>
+      </w:r>
+    </w:p>
+    <w:p>
+      <w:pPr>
+        <w:pStyle w:val="ListParagraph"/>
+        <w:rPr>
+          <w:b/>
+          <w:bCs/>
+          <w:u w:val="single"/>
+        </w:rPr>
+      </w:pPr>
+      <w:r>
+        <w:rPr>
+          <w:rFonts w:ascii="Roboto" w:eastAsia="Times New Roman" w:hAnsi="Roboto" w:cs="Times New Roman"/>
+          <w:color w:val="0A0A0A"/>
+          <w:kern w:val="0"/>
+          <w:shd w:val="clear" w:color="auto" w:fill="FFFFFF"/>
+          <w14:ligatures w14:val="none"/>
+        </w:rPr>
+        <w:t> iterations.</w:t>
       </w:r>
     </w:p>
     <w:p>
@@ -230,6 +520,24 @@
     </w:p>
     <w:p>
       <w:pPr>
+        <w:pStyle w:val="ListParagraph"/>
+        <w:rPr>
+          <w:b/>
+          <w:bCs/>
+          <w:u w:val="single"/>
+        </w:rPr>
+      </w:pPr>
+    </w:p>
+    <w:p>
+      <w:pPr>
+        <w:pStyle w:val="ListParagraph"/>
+      </w:pPr>
+      <w:r>
+        <w:t>Repeated K-Fold cross-validation is a robust model evaluation technique that improves upon the standard K-Fold method by repeating the entire cross-validation process multiple times with different random data splits. </w:t>
+      </w:r>
+    </w:p>
+    <w:p>
+      <w:pPr>
         <w:ind w:left="720"/>
       </w:pPr>
       <w:r>
@@ -248,13 +556,19 @@
       <w:r>
         <w:t>=</w:t>
       </w:r>
-      <w:proofErr w:type="gramStart"/>
-      <w:r>
-        <w:t>2,n</w:t>
-      </w:r>
-      <w:proofErr w:type="gramEnd"/>
-      <w:r>
-        <w:t>_repeats=2</w:t>
+      <w:r>
+        <w:t xml:space="preserve">2, </w:t>
+      </w:r>
+      <w:proofErr w:type="spellStart"/>
+      <w:r>
+        <w:t>n</w:t>
+      </w:r>
+      <w:r>
+        <w:t>_repeats</w:t>
+      </w:r>
+      <w:proofErr w:type="spellEnd"/>
+      <w:r>
+        <w:t>=2</w:t>
       </w:r>
     </w:p>
     <w:p>
@@ -499,24 +813,67 @@
         </w:rPr>
         <w:t xml:space="preserve">Leave One </w:t>
       </w:r>
-      <w:proofErr w:type="gramStart"/>
-      <w:r>
-        <w:rPr>
-          <w:b/>
-          <w:bCs/>
-          <w:u w:val="single"/>
-        </w:rPr>
-        <w:t xml:space="preserve">Out </w:t>
-      </w:r>
-      <w:r>
-        <w:rPr>
-          <w:b/>
-          <w:bCs/>
-          <w:u w:val="single"/>
-        </w:rPr>
-        <w:t>:</w:t>
-      </w:r>
-      <w:proofErr w:type="gramEnd"/>
+      <w:r>
+        <w:rPr>
+          <w:b/>
+          <w:bCs/>
+          <w:u w:val="single"/>
+        </w:rPr>
+        <w:t>Out:</w:t>
+      </w:r>
+    </w:p>
+    <w:p>
+      <w:pPr>
+        <w:ind w:left="720"/>
+        <w:rPr>
+          <w:b/>
+          <w:bCs/>
+          <w:u w:val="single"/>
+        </w:rPr>
+      </w:pPr>
+      <w:r>
+        <w:rPr>
+          <w:rFonts w:ascii="Roboto" w:hAnsi="Roboto"/>
+          <w:color w:val="0A0A0A"/>
+          <w:shd w:val="clear" w:color="auto" w:fill="FFFFFF"/>
+        </w:rPr>
+        <w:t>Leave-One-Out Cross-Validation</w:t>
+      </w:r>
+      <w:r>
+        <w:rPr>
+          <w:rFonts w:ascii="Roboto" w:hAnsi="Roboto"/>
+          <w:color w:val="0A0A0A"/>
+          <w:shd w:val="clear" w:color="auto" w:fill="FFFFFF"/>
+        </w:rPr>
+        <w:t> (LOOCV) is </w:t>
+      </w:r>
+      <w:r>
+        <w:t>a robust model evaluation method where a model is trained on all data points except one, which is used for testing</w:t>
+      </w:r>
+      <w:r>
+        <w:rPr>
+          <w:rFonts w:ascii="Roboto" w:hAnsi="Roboto"/>
+          <w:color w:val="0A0A0A"/>
+          <w:shd w:val="clear" w:color="auto" w:fill="FFFFFF"/>
+        </w:rPr>
+        <w:t xml:space="preserve">. This process repeats times </w:t>
+      </w:r>
+      <w:r>
+        <w:rPr>
+          <w:rFonts w:ascii="Roboto" w:hAnsi="Roboto"/>
+          <w:color w:val="0A0A0A"/>
+          <w:shd w:val="clear" w:color="auto" w:fill="FFFFFF"/>
+        </w:rPr>
+        <w:t>for data</w:t>
+      </w:r>
+      <w:r>
+        <w:rPr>
+          <w:rFonts w:ascii="Roboto" w:hAnsi="Roboto"/>
+          <w:color w:val="0A0A0A"/>
+          <w:shd w:val="clear" w:color="auto" w:fill="FFFFFF"/>
+        </w:rPr>
+        <w:t xml:space="preserve"> points. It provides an unbiased performance estimate, ideal for small datasets, though computationally expensive</w:t>
+      </w:r>
     </w:p>
     <w:p>
       <w:pPr>
@@ -613,24 +970,165 @@
         </w:rPr>
         <w:t xml:space="preserve">Leave P </w:t>
       </w:r>
-      <w:proofErr w:type="gramStart"/>
-      <w:r>
-        <w:rPr>
-          <w:b/>
-          <w:bCs/>
-          <w:u w:val="single"/>
-        </w:rPr>
-        <w:t xml:space="preserve">Out </w:t>
-      </w:r>
-      <w:r>
-        <w:rPr>
-          <w:b/>
-          <w:bCs/>
-          <w:u w:val="single"/>
-        </w:rPr>
-        <w:t>:</w:t>
-      </w:r>
-      <w:proofErr w:type="gramEnd"/>
+      <w:r>
+        <w:rPr>
+          <w:b/>
+          <w:bCs/>
+          <w:u w:val="single"/>
+        </w:rPr>
+        <w:t>Out:</w:t>
+      </w:r>
+    </w:p>
+    <w:p>
+      <w:pPr>
+        <w:spacing w:after="0" w:line="240" w:lineRule="auto"/>
+        <w:ind w:left="720"/>
+        <w:rPr>
+          <w:b/>
+          <w:bCs/>
+          <w:u w:val="single"/>
+        </w:rPr>
+      </w:pPr>
+      <w:r>
+        <w:rPr>
+          <w:rFonts w:ascii="Roboto" w:eastAsia="Times New Roman" w:hAnsi="Roboto" w:cs="Times New Roman"/>
+          <w:color w:val="0A0A0A"/>
+          <w:kern w:val="0"/>
+          <w:shd w:val="clear" w:color="auto" w:fill="FFFFFF"/>
+          <w14:ligatures w14:val="none"/>
+        </w:rPr>
+        <w:t> If a dataset has 10 samples and </w:t>
+      </w:r>
+      <w:r>
+        <w:rPr>
+          <w:rFonts w:ascii="Roboto" w:eastAsia="Times New Roman" w:hAnsi="Roboto" w:cs="Times New Roman"/>
+          <w:noProof/>
+          <w:color w:val="0A0A0A"/>
+          <w:kern w:val="0"/>
+          <w:sz w:val="28"/>
+          <w:szCs w:val="28"/>
+          <w:shd w:val="clear" w:color="auto" w:fill="FFFFFF"/>
+          <w14:ligatures w14:val="none"/>
+        </w:rPr>
+        <w:drawing>
+          <wp:inline distT="0" distB="0" distL="0" distR="0" wp14:anchorId="6B395771" wp14:editId="795A1B3E">
+            <wp:extent cx="9525" cy="9525"/>
+            <wp:effectExtent l="0" t="0" r="0" b="0"/>
+            <wp:docPr id="659759792" name="Picture 11"/>
+            <wp:cNvGraphicFramePr>
+              <a:graphicFrameLocks xmlns:a="http://schemas.openxmlformats.org/drawingml/2006/main" noChangeAspect="1"/>
+            </wp:cNvGraphicFramePr>
+            <a:graphic xmlns:a="http://schemas.openxmlformats.org/drawingml/2006/main">
+              <a:graphicData uri="http://schemas.openxmlformats.org/drawingml/2006/picture">
+                <pic:pic xmlns:pic="http://schemas.openxmlformats.org/drawingml/2006/picture">
+                  <pic:nvPicPr>
+                    <pic:cNvPr id="0" name="Picture 22"/>
+                    <pic:cNvPicPr>
+                      <a:picLocks noChangeAspect="1" noChangeArrowheads="1"/>
+                    </pic:cNvPicPr>
+                  </pic:nvPicPr>
+                  <pic:blipFill>
+                    <a:blip r:embed="rId5">
+                      <a:extLst>
+                        <a:ext uri="{28A0092B-C50C-407E-A947-70E740481C1C}">
+                          <a14:useLocalDpi xmlns:a14="http://schemas.microsoft.com/office/drawing/2010/main" val="0"/>
+                        </a:ext>
+                      </a:extLst>
+                    </a:blip>
+                    <a:srcRect/>
+                    <a:stretch>
+                      <a:fillRect/>
+                    </a:stretch>
+                  </pic:blipFill>
+                  <pic:spPr bwMode="auto">
+                    <a:xfrm>
+                      <a:off x="0" y="0"/>
+                      <a:ext cx="9525" cy="9525"/>
+                    </a:xfrm>
+                    <a:prstGeom prst="rect">
+                      <a:avLst/>
+                    </a:prstGeom>
+                    <a:noFill/>
+                    <a:ln>
+                      <a:noFill/>
+                    </a:ln>
+                  </pic:spPr>
+                </pic:pic>
+              </a:graphicData>
+            </a:graphic>
+          </wp:inline>
+        </w:drawing>
+      </w:r>
+      <w:r>
+        <w:rPr>
+          <w:rFonts w:ascii="Roboto" w:eastAsia="Times New Roman" w:hAnsi="Roboto" w:cs="Times New Roman"/>
+          <w:noProof/>
+          <w:color w:val="0A0A0A"/>
+          <w:kern w:val="0"/>
+          <w:sz w:val="28"/>
+          <w:szCs w:val="28"/>
+          <w:shd w:val="clear" w:color="auto" w:fill="FFFFFF"/>
+          <w14:ligatures w14:val="none"/>
+        </w:rPr>
+        <w:drawing>
+          <wp:inline distT="0" distB="0" distL="0" distR="0" wp14:anchorId="11DC7A26" wp14:editId="73107BC3">
+            <wp:extent cx="9525" cy="9525"/>
+            <wp:effectExtent l="0" t="0" r="0" b="0"/>
+            <wp:docPr id="472304835" name="Picture 10"/>
+            <wp:cNvGraphicFramePr>
+              <a:graphicFrameLocks xmlns:a="http://schemas.openxmlformats.org/drawingml/2006/main" noChangeAspect="1"/>
+            </wp:cNvGraphicFramePr>
+            <a:graphic xmlns:a="http://schemas.openxmlformats.org/drawingml/2006/main">
+              <a:graphicData uri="http://schemas.openxmlformats.org/drawingml/2006/picture">
+                <pic:pic xmlns:pic="http://schemas.openxmlformats.org/drawingml/2006/picture">
+                  <pic:nvPicPr>
+                    <pic:cNvPr id="0" name="Picture 23"/>
+                    <pic:cNvPicPr>
+                      <a:picLocks noChangeAspect="1" noChangeArrowheads="1"/>
+                    </pic:cNvPicPr>
+                  </pic:nvPicPr>
+                  <pic:blipFill>
+                    <a:blip r:embed="rId5">
+                      <a:extLst>
+                        <a:ext uri="{28A0092B-C50C-407E-A947-70E740481C1C}">
+                          <a14:useLocalDpi xmlns:a14="http://schemas.microsoft.com/office/drawing/2010/main" val="0"/>
+                        </a:ext>
+                      </a:extLst>
+                    </a:blip>
+                    <a:srcRect/>
+                    <a:stretch>
+                      <a:fillRect/>
+                    </a:stretch>
+                  </pic:blipFill>
+                  <pic:spPr bwMode="auto">
+                    <a:xfrm>
+                      <a:off x="0" y="0"/>
+                      <a:ext cx="9525" cy="9525"/>
+                    </a:xfrm>
+                    <a:prstGeom prst="rect">
+                      <a:avLst/>
+                    </a:prstGeom>
+                    <a:noFill/>
+                    <a:ln>
+                      <a:noFill/>
+                    </a:ln>
+                  </pic:spPr>
+                </pic:pic>
+              </a:graphicData>
+            </a:graphic>
+          </wp:inline>
+        </w:drawing>
+      </w:r>
+      <w:r>
+        <w:rPr>
+          <w:rFonts w:ascii="Roboto" w:eastAsia="Times New Roman" w:hAnsi="Roboto" w:cs="Times New Roman"/>
+          <w:color w:val="0A0A0A"/>
+          <w:kern w:val="0"/>
+          <w:shd w:val="clear" w:color="auto" w:fill="FFFFFF"/>
+          <w14:ligatures w14:val="none"/>
+        </w:rPr>
+        <w:t>, the model trains on 8 samples and tests on the remaining 2, repeating this until every unique combination of 2 samples has been used as a test set.</w:t>
+      </w:r>
     </w:p>
     <w:p>
       <w:pPr>
@@ -853,7 +1351,6 @@
           <w:szCs w:val="21"/>
           <w14:ligatures w14:val="none"/>
         </w:rPr>
-        <w:lastRenderedPageBreak/>
         <w:t>[0 3] [1 2]</w:t>
       </w:r>
     </w:p>
@@ -987,16 +1484,14 @@
         </w:rPr>
         <w:t xml:space="preserve">Shuffle &amp; </w:t>
       </w:r>
-      <w:proofErr w:type="gramStart"/>
-      <w:r>
-        <w:rPr>
-          <w:b/>
-          <w:bCs/>
-          <w:u w:val="single"/>
-        </w:rPr>
-        <w:t>Split( Random</w:t>
-      </w:r>
-      <w:proofErr w:type="gramEnd"/>
+      <w:r>
+        <w:rPr>
+          <w:b/>
+          <w:bCs/>
+          <w:u w:val="single"/>
+        </w:rPr>
+        <w:t>Split (Random</w:t>
+      </w:r>
       <w:r>
         <w:rPr>
           <w:b/>
@@ -1005,6 +1500,32 @@
         </w:rPr>
         <w:t xml:space="preserve"> permutations cross validation)</w:t>
       </w:r>
+      <w:r>
+        <w:rPr>
+          <w:b/>
+          <w:bCs/>
+          <w:u w:val="single"/>
+        </w:rPr>
+        <w:t>:</w:t>
+      </w:r>
+    </w:p>
+    <w:p>
+      <w:pPr>
+        <w:pStyle w:val="ListParagraph"/>
+        <w:rPr>
+          <w:b/>
+          <w:bCs/>
+          <w:u w:val="single"/>
+        </w:rPr>
+      </w:pPr>
+    </w:p>
+    <w:p>
+      <w:pPr>
+        <w:pStyle w:val="ListParagraph"/>
+      </w:pPr>
+      <w:r>
+        <w:t>Shuffle and Split" cross-validation, also known as Random Permutations Cross-Validation or Monte Carlo Cross-Validation, is an evaluation technique where the dataset is randomly shuffled and split into training and test sets multiple times</w:t>
+      </w:r>
     </w:p>
     <w:p>
       <w:pPr>
@@ -1013,11 +1534,9 @@
       <w:r>
         <w:t>X=</w:t>
       </w:r>
-      <w:proofErr w:type="spellStart"/>
-      <w:r>
-        <w:t>arange</w:t>
-      </w:r>
-      <w:proofErr w:type="spellEnd"/>
+      <w:r>
+        <w:t>arrange</w:t>
+      </w:r>
       <w:r>
         <w:t xml:space="preserve"> (10) </w:t>
       </w:r>
@@ -1051,6 +1570,7 @@
           <w:i/>
           <w:iCs/>
         </w:rPr>
+        <w:lastRenderedPageBreak/>
         <w:t>[2 9 8 0 6 7 4] [3 5 1]</w:t>
       </w:r>
     </w:p>
@@ -1097,24 +1617,20 @@
         <w:rPr>
           <w:b/>
           <w:bCs/>
-          <w:u w:val="single"/>
-        </w:rPr>
-      </w:pPr>
-      <w:r>
-        <w:rPr>
-          <w:b/>
-          <w:bCs/>
-          <w:u w:val="single"/>
-        </w:rPr>
-        <w:t>Cross-validation iterators with stratification based on class labels</w:t>
-      </w:r>
-      <w:r>
-        <w:rPr>
-          <w:b/>
-          <w:bCs/>
-          <w:u w:val="single"/>
-        </w:rPr>
-        <w:t xml:space="preserve">: </w:t>
+          <w:sz w:val="32"/>
+          <w:szCs w:val="32"/>
+          <w:u w:val="single"/>
+        </w:rPr>
+      </w:pPr>
+      <w:r>
+        <w:rPr>
+          <w:b/>
+          <w:bCs/>
+          <w:sz w:val="32"/>
+          <w:szCs w:val="32"/>
+          <w:u w:val="single"/>
+        </w:rPr>
+        <w:t xml:space="preserve">Cross-validation iterators with stratification based on class labels: </w:t>
       </w:r>
     </w:p>
     <w:p>
@@ -1142,10 +1658,57 @@
           <w:ilvl w:val="0"/>
           <w:numId w:val="2"/>
         </w:numPr>
-      </w:pPr>
-      <w:r>
+        <w:rPr>
+          <w:b/>
+          <w:bCs/>
+          <w:u w:val="single"/>
+        </w:rPr>
+      </w:pPr>
+      <w:r>
+        <w:rPr>
+          <w:b/>
+          <w:bCs/>
+          <w:u w:val="single"/>
+        </w:rPr>
         <w:t>Stratified K-fold</w:t>
       </w:r>
+      <w:r>
+        <w:rPr>
+          <w:b/>
+          <w:bCs/>
+          <w:u w:val="single"/>
+        </w:rPr>
+        <w:t>:</w:t>
+      </w:r>
+    </w:p>
+    <w:p>
+      <w:pPr>
+        <w:pStyle w:val="ListParagraph"/>
+        <w:numPr>
+          <w:ilvl w:val="0"/>
+          <w:numId w:val="5"/>
+        </w:numPr>
+      </w:pPr>
+      <w:r>
+        <w:t>Used for Classification problems</w:t>
+      </w:r>
+    </w:p>
+    <w:p>
+      <w:pPr>
+        <w:pStyle w:val="ListParagraph"/>
+        <w:numPr>
+          <w:ilvl w:val="0"/>
+          <w:numId w:val="5"/>
+        </w:numPr>
+      </w:pPr>
+      <w:r>
+        <w:t>Guarantees proportional representation in each fold</w:t>
+      </w:r>
+    </w:p>
+    <w:p>
+      <w:pPr>
+        <w:pStyle w:val="ListParagraph"/>
+      </w:pPr>
     </w:p>
     <w:p>
       <w:pPr>
@@ -1154,10 +1717,73 @@
           <w:ilvl w:val="0"/>
           <w:numId w:val="2"/>
         </w:numPr>
-      </w:pPr>
-      <w:r>
+        <w:rPr>
+          <w:b/>
+          <w:bCs/>
+          <w:u w:val="single"/>
+        </w:rPr>
+      </w:pPr>
+      <w:r>
+        <w:rPr>
+          <w:b/>
+          <w:bCs/>
+          <w:u w:val="single"/>
+        </w:rPr>
         <w:t>Stratified Shuttle Split</w:t>
       </w:r>
+      <w:r>
+        <w:rPr>
+          <w:b/>
+          <w:bCs/>
+          <w:u w:val="single"/>
+        </w:rPr>
+        <w:t>:</w:t>
+      </w:r>
+    </w:p>
+    <w:p>
+      <w:pPr>
+        <w:pStyle w:val="ListParagraph"/>
+        <w:numPr>
+          <w:ilvl w:val="0"/>
+          <w:numId w:val="6"/>
+        </w:numPr>
+      </w:pPr>
+      <w:r>
+        <w:t>It ensures that class proportions are preserved from the original dataset while randomly sampling, which is crucial for imbalanced classification tasks</w:t>
+      </w:r>
+    </w:p>
+    <w:p>
+      <w:pPr>
+        <w:pStyle w:val="ListParagraph"/>
+      </w:pPr>
+      <w:r>
+        <w:t xml:space="preserve">       Why use </w:t>
+      </w:r>
+      <w:r>
+        <w:t>it?</w:t>
+      </w:r>
+    </w:p>
+    <w:p>
+      <w:pPr>
+        <w:pStyle w:val="ListParagraph"/>
+        <w:numPr>
+          <w:ilvl w:val="0"/>
+          <w:numId w:val="7"/>
+        </w:numPr>
+      </w:pPr>
+      <w:r>
+        <w:t>If you have a dataset with 90% Class A and 10% Class B, a simple random split might produce a test set with 100% Class A, making it impossible to evaluate Class B performance. StratifiedShuffleSplit guarantees roughly 90/10 in both sets</w:t>
+      </w:r>
+    </w:p>
+    <w:p>
+      <w:pPr>
+        <w:pStyle w:val="ListParagraph"/>
+      </w:pPr>
+    </w:p>
+    <w:p>
+      <w:pPr>
+        <w:pStyle w:val="ListParagraph"/>
+      </w:pPr>
     </w:p>
     <w:p>
       <w:pPr>
@@ -1166,10 +1792,62 @@
           <w:ilvl w:val="0"/>
           <w:numId w:val="2"/>
         </w:numPr>
-      </w:pPr>
-      <w:r>
+        <w:rPr>
+          <w:b/>
+          <w:bCs/>
+          <w:u w:val="single"/>
+        </w:rPr>
+      </w:pPr>
+      <w:r>
+        <w:rPr>
+          <w:b/>
+          <w:bCs/>
+          <w:u w:val="single"/>
+        </w:rPr>
         <w:t>Predefined fold-splits/Validations-sets</w:t>
       </w:r>
+      <w:r>
+        <w:rPr>
+          <w:b/>
+          <w:bCs/>
+          <w:u w:val="single"/>
+        </w:rPr>
+        <w:t>:</w:t>
+      </w:r>
+    </w:p>
+    <w:p>
+      <w:pPr>
+        <w:pStyle w:val="ListParagraph"/>
+      </w:pPr>
+      <w:r>
+        <w:t> Instead of randomly choosing data, the user creates an array (</w:t>
+      </w:r>
+      <w:r>
+        <w:t>test fold</w:t>
+      </w:r>
+      <w:r>
+        <w:t>) that assigns each sample to a specific fold, or separates it into a test set.</w:t>
+      </w:r>
+    </w:p>
+    <w:p>
+      <w:pPr>
+        <w:pStyle w:val="ListParagraph"/>
+      </w:pPr>
+    </w:p>
+    <w:p>
+      <w:pPr>
+        <w:pStyle w:val="ListParagraph"/>
+      </w:pPr>
+    </w:p>
+    <w:p>
+      <w:pPr>
+        <w:pStyle w:val="ListParagraph"/>
+      </w:pPr>
+    </w:p>
+    <w:p>
+      <w:pPr>
+        <w:pStyle w:val="ListParagraph"/>
+      </w:pPr>
     </w:p>
     <w:p>
       <w:pPr>
@@ -1178,16 +1856,35 @@
           <w:ilvl w:val="0"/>
           <w:numId w:val="2"/>
         </w:numPr>
-      </w:pPr>
-      <w:r>
+        <w:rPr>
+          <w:b/>
+          <w:bCs/>
+          <w:u w:val="single"/>
+        </w:rPr>
+      </w:pPr>
+      <w:r>
+        <w:rPr>
+          <w:b/>
+          <w:bCs/>
+          <w:u w:val="single"/>
+        </w:rPr>
+        <w:lastRenderedPageBreak/>
         <w:t xml:space="preserve">Cross Validation iterators for </w:t>
       </w:r>
-      <w:proofErr w:type="gramStart"/>
-      <w:r>
-        <w:t>grouped  data</w:t>
-      </w:r>
-      <w:proofErr w:type="gramEnd"/>
-      <w:r>
+      <w:r>
+        <w:rPr>
+          <w:b/>
+          <w:bCs/>
+          <w:u w:val="single"/>
+        </w:rPr>
+        <w:t>grouped data</w:t>
+      </w:r>
+      <w:r>
+        <w:rPr>
+          <w:b/>
+          <w:bCs/>
+          <w:u w:val="single"/>
+        </w:rPr>
         <w:t xml:space="preserve"> </w:t>
       </w:r>
     </w:p>
@@ -1198,10 +1895,40 @@
           <w:ilvl w:val="0"/>
           <w:numId w:val="3"/>
         </w:numPr>
-      </w:pPr>
-      <w:r>
+        <w:rPr>
+          <w:u w:val="single"/>
+        </w:rPr>
+      </w:pPr>
+      <w:r>
+        <w:rPr>
+          <w:u w:val="single"/>
+        </w:rPr>
         <w:t>Group K fold</w:t>
       </w:r>
+      <w:r>
+        <w:rPr>
+          <w:u w:val="single"/>
+        </w:rPr>
+        <w:t>:</w:t>
+      </w:r>
+    </w:p>
+    <w:p>
+      <w:pPr>
+        <w:pStyle w:val="ListParagraph"/>
+        <w:ind w:left="1440"/>
+      </w:pPr>
+      <w:r>
+        <w:t>Group K-fold cross-validation</w:t>
+      </w:r>
+      <w:r>
+        <w:t> is a technique used when data samples are not independent but are related in a meaningful way (e.g., multiple medical samples from the same patient, or multiple transactions from the same customer). It ensures that all data points belonging to a single "group" appear exclusively in either the training set or the test set across all folds, preventing data leakage and an optimistically biased model evaluation</w:t>
+      </w:r>
+    </w:p>
+    <w:p>
+      <w:pPr>
+        <w:pStyle w:val="ListParagraph"/>
+        <w:ind w:left="1440"/>
+      </w:pPr>
     </w:p>
     <w:p>
       <w:pPr>
@@ -1210,12 +1937,37 @@
           <w:ilvl w:val="0"/>
           <w:numId w:val="3"/>
         </w:numPr>
-      </w:pPr>
-      <w:proofErr w:type="spellStart"/>
-      <w:r>
+        <w:rPr>
+          <w:u w:val="single"/>
+        </w:rPr>
+      </w:pPr>
+      <w:r>
+        <w:rPr>
+          <w:u w:val="single"/>
+        </w:rPr>
         <w:t>StratifiedGroupKFold</w:t>
       </w:r>
-      <w:proofErr w:type="spellEnd"/>
+      <w:r>
+        <w:rPr>
+          <w:u w:val="single"/>
+        </w:rPr>
+        <w:t>:</w:t>
+      </w:r>
+    </w:p>
+    <w:p>
+      <w:pPr>
+        <w:pStyle w:val="ListParagraph"/>
+        <w:ind w:left="1440"/>
+      </w:pPr>
+      <w:r>
+        <w:t>StratifiedGroupKFold is a cross-validation technique in machine learning that combines the principles of </w:t>
+      </w:r>
+      <w:r>
+        <w:t>StratifiedFold</w:t>
+      </w:r>
+      <w:r>
+        <w:t> and GroupKFold. It is used to split data into training and testing folds, ensuring that each fold maintains a similar distribution of target classes (stratification) while also ensuring that data points belonging to the same group (e.g., the same patient, same customer) are not split across training and testing sets</w:t>
+      </w:r>
     </w:p>
     <w:p>
       <w:pPr>
@@ -1226,7 +1978,22 @@
         </w:numPr>
       </w:pPr>
       <w:r>
+        <w:rPr>
+          <w:u w:val="single"/>
+        </w:rPr>
         <w:t>Leave One Group Out</w:t>
+      </w:r>
+      <w:r>
+        <w:t>:</w:t>
+      </w:r>
+    </w:p>
+    <w:p>
+      <w:pPr>
+        <w:pStyle w:val="ListParagraph"/>
+        <w:ind w:left="1440"/>
+      </w:pPr>
+      <w:r>
+        <w:t>Leave One Group Out (LOGO) is a cross-validation technique that splits data based on specific, predefined groups (e.g., patient ID, location, year) rather than individual samples. It trains the model on all groups except one, which is used for testing, repeating this process for each group.</w:t>
       </w:r>
     </w:p>
     <w:p>
@@ -1236,9 +2003,83 @@
           <w:ilvl w:val="0"/>
           <w:numId w:val="3"/>
         </w:numPr>
-      </w:pPr>
-      <w:r>
+        <w:rPr>
+          <w:u w:val="single"/>
+        </w:rPr>
+      </w:pPr>
+      <w:r>
+        <w:rPr>
+          <w:u w:val="single"/>
+        </w:rPr>
         <w:t>Leave P Groups Out</w:t>
+      </w:r>
+      <w:r>
+        <w:rPr>
+          <w:u w:val="single"/>
+        </w:rPr>
+        <w:t>:</w:t>
+      </w:r>
+    </w:p>
+    <w:p>
+      <w:pPr>
+        <w:pStyle w:val="ListParagraph"/>
+        <w:ind w:left="1440"/>
+      </w:pPr>
+      <w:r>
+        <w:t>LeavePGroupsOut from scikit-learn is a cross-validation technique that splits data by holding out </w:t>
+      </w:r>
+      <w:r>
+        <w:drawing>
+          <wp:inline distT="0" distB="0" distL="0" distR="0" wp14:anchorId="1364A473" wp14:editId="53416A24">
+            <wp:extent cx="9525" cy="9525"/>
+            <wp:effectExtent l="0" t="0" r="0" b="0"/>
+            <wp:docPr id="343505219" name="Picture 2"/>
+            <wp:cNvGraphicFramePr>
+              <a:graphicFrameLocks xmlns:a="http://schemas.openxmlformats.org/drawingml/2006/main" noChangeAspect="1"/>
+            </wp:cNvGraphicFramePr>
+            <a:graphic xmlns:a="http://schemas.openxmlformats.org/drawingml/2006/main">
+              <a:graphicData uri="http://schemas.openxmlformats.org/drawingml/2006/picture">
+                <pic:pic xmlns:pic="http://schemas.openxmlformats.org/drawingml/2006/picture">
+                  <pic:nvPicPr>
+                    <pic:cNvPr id="0" name="Picture 6"/>
+                    <pic:cNvPicPr>
+                      <a:picLocks noChangeAspect="1" noChangeArrowheads="1"/>
+                    </pic:cNvPicPr>
+                  </pic:nvPicPr>
+                  <pic:blipFill>
+                    <a:blip r:embed="rId5">
+                      <a:extLst>
+                        <a:ext uri="{28A0092B-C50C-407E-A947-70E740481C1C}">
+                          <a14:useLocalDpi xmlns:a14="http://schemas.microsoft.com/office/drawing/2010/main" val="0"/>
+                        </a:ext>
+                      </a:extLst>
+                    </a:blip>
+                    <a:srcRect/>
+                    <a:stretch>
+                      <a:fillRect/>
+                    </a:stretch>
+                  </pic:blipFill>
+                  <pic:spPr bwMode="auto">
+                    <a:xfrm>
+                      <a:off x="0" y="0"/>
+                      <a:ext cx="9525" cy="9525"/>
+                    </a:xfrm>
+                    <a:prstGeom prst="rect">
+                      <a:avLst/>
+                    </a:prstGeom>
+                    <a:noFill/>
+                    <a:ln>
+                      <a:noFill/>
+                    </a:ln>
+                  </pic:spPr>
+                </pic:pic>
+              </a:graphicData>
+            </a:graphic>
+          </wp:inline>
+        </w:drawing>
+      </w:r>
+      <w:r>
+        <w:t> groups (defined by user labels) for testing while training on the remaining groups. It ensures samples from the same group are not in both sets, crucial for testing generalization to new, unseen groups (e.g., new patients or subjects).</w:t>
       </w:r>
     </w:p>
     <w:p>
@@ -1248,10 +2089,73 @@
           <w:ilvl w:val="0"/>
           <w:numId w:val="3"/>
         </w:numPr>
-      </w:pPr>
-      <w:r>
+        <w:rPr>
+          <w:u w:val="single"/>
+        </w:rPr>
+      </w:pPr>
+      <w:r>
+        <w:rPr>
+          <w:u w:val="single"/>
+        </w:rPr>
         <w:t>Group Shuffle Split</w:t>
       </w:r>
+      <w:r>
+        <w:rPr>
+          <w:u w:val="single"/>
+        </w:rPr>
+        <w:t>:</w:t>
+      </w:r>
+    </w:p>
+    <w:p>
+      <w:pPr>
+        <w:pStyle w:val="ListParagraph"/>
+        <w:ind w:left="1440"/>
+      </w:pPr>
+      <w:r>
+        <w:t>GroupShuffleSplit is a Scikit-learn cross-validation tool that splits data into train/test sets while ensuring all data from a specific "group" (e.g., patient, user) stays together in one set. It shuffles the groups, not individual rows, to prevent data leakage between training and testing.</w:t>
+      </w:r>
+    </w:p>
+    <w:p>
+      <w:pPr>
+        <w:pStyle w:val="ListParagraph"/>
+        <w:ind w:left="1440"/>
+      </w:pPr>
+    </w:p>
+    <w:p>
+      <w:pPr>
+        <w:pStyle w:val="ListParagraph"/>
+        <w:ind w:left="1440"/>
+      </w:pPr>
+    </w:p>
+    <w:p>
+      <w:pPr>
+        <w:pStyle w:val="ListParagraph"/>
+        <w:ind w:left="1440"/>
+      </w:pPr>
+    </w:p>
+    <w:p>
+      <w:pPr>
+        <w:pStyle w:val="ListParagraph"/>
+        <w:ind w:left="1440"/>
+      </w:pPr>
+    </w:p>
+    <w:p>
+      <w:pPr>
+        <w:pStyle w:val="ListParagraph"/>
+        <w:ind w:left="1440"/>
+      </w:pPr>
+    </w:p>
+    <w:p>
+      <w:pPr>
+        <w:pStyle w:val="ListParagraph"/>
+        <w:ind w:left="1440"/>
+      </w:pPr>
+    </w:p>
+    <w:p>
+      <w:pPr>
+        <w:pStyle w:val="ListParagraph"/>
+        <w:ind w:left="1440"/>
+      </w:pPr>
     </w:p>
     <w:p>
       <w:pPr>
@@ -1260,26 +2164,55 @@
           <w:ilvl w:val="0"/>
           <w:numId w:val="2"/>
         </w:numPr>
-      </w:pPr>
-      <w:r>
+        <w:rPr>
+          <w:b/>
+          <w:bCs/>
+        </w:rPr>
+      </w:pPr>
+      <w:r>
+        <w:rPr>
+          <w:b/>
+          <w:bCs/>
+        </w:rPr>
         <w:t xml:space="preserve">Cross Validation of time series data </w:t>
       </w:r>
     </w:p>
     <w:p>
       <w:pPr>
         <w:pStyle w:val="ListParagraph"/>
-        <w:numPr>
-          <w:ilvl w:val="0"/>
-          <w:numId w:val="4"/>
-        </w:numPr>
-      </w:pPr>
-      <w:proofErr w:type="spellStart"/>
-      <w:r>
-        <w:t>TimeSeries</w:t>
-      </w:r>
-      <w:proofErr w:type="spellEnd"/>
-      <w:r>
-        <w:t xml:space="preserve"> Split </w:t>
+        <w:ind w:left="1080"/>
+        <w:rPr>
+          <w:u w:val="single"/>
+        </w:rPr>
+      </w:pPr>
+      <w:r>
+        <w:rPr>
+          <w:u w:val="single"/>
+        </w:rPr>
+        <w:t xml:space="preserve">TimeSeries </w:t>
+      </w:r>
+      <w:proofErr w:type="gramStart"/>
+      <w:r>
+        <w:rPr>
+          <w:u w:val="single"/>
+        </w:rPr>
+        <w:t xml:space="preserve">Split </w:t>
+      </w:r>
+      <w:r>
+        <w:rPr>
+          <w:u w:val="single"/>
+        </w:rPr>
+        <w:t>:</w:t>
+      </w:r>
+      <w:proofErr w:type="gramEnd"/>
+    </w:p>
+    <w:p>
+      <w:pPr>
+        <w:pStyle w:val="ListParagraph"/>
+        <w:ind w:left="1080"/>
+      </w:pPr>
+      <w:r>
+        <w:t>Time Series Split is a cross-validation method that respects the chronological order of data, preventing future data leakage into the training set. Unlike random splitting, it works by iteratively expanding the training set while holding out a future, unseen "test" period, ensuring accurate forecasting evaluation.</w:t>
       </w:r>
     </w:p>
     <w:p/>
@@ -1297,6 +2230,184 @@
 <file path=word/numbering.xml><?xml version="1.0" encoding="utf-8"?>
 <w:numbering xmlns:wpc="http://schemas.microsoft.com/office/word/2010/wordprocessingCanvas" xmlns:cx="http://schemas.microsoft.com/office/drawing/2014/chartex" xmlns:cx1="http://schemas.microsoft.com/office/drawing/2015/9/8/chartex" xmlns:cx2="http://schemas.microsoft.com/office/drawing/2015/10/21/chartex" xmlns:cx3="http://schemas.microsoft.com/office/drawing/2016/5/9/chartex" xmlns:cx4="http://schemas.microsoft.com/office/drawing/2016/5/10/chartex" xmlns:cx5="http://schemas.microsoft.com/office/drawing/2016/5/11/chartex" xmlns:cx6="http://schemas.microsoft.com/office/drawing/2016/5/12/chartex" xmlns:cx7="http://schemas.microsoft.com/office/drawing/2016/5/13/chartex" xmlns:cx8="http://schemas.microsoft.com/office/drawing/2016/5/14/chartex" xmlns:mc="http://schemas.openxmlformats.org/markup-compatibility/2006" xmlns:aink="http://schemas.microsoft.com/office/drawing/2016/ink" xmlns:am3d="http://schemas.microsoft.com/office/drawing/2017/model3d" xmlns:o="urn:schemas-microsoft-com:office:office" xmlns:oel="http://schemas.microsoft.com/office/2019/extlst" xmlns:r="http://schemas.openxmlformats.org/officeDocument/2006/relationships" xmlns:m="http://schemas.openxmlformats.org/officeDocument/2006/math" xmlns:v="urn:schemas-microsoft-com:vml" xmlns:wp14="http://schemas.microsoft.com/office/word/2010/wordprocessingDrawing" xmlns:wp="http://schemas.openxmlformats.org/drawingml/2006/wordprocessingDrawing" xmlns:w10="urn:schemas-microsoft-com:office:word" xmlns:w="http://schemas.openxmlformats.org/wordprocessingml/2006/main" xmlns:w14="http://schemas.microsoft.com/office/word/2010/wordml" xmlns:w15="http://schemas.microsoft.com/office/word/2012/wordml" xmlns:w16cex="http://schemas.microsoft.com/office/word/2018/wordml/cex" xmlns:w16cid="http://schemas.microsoft.com/office/word/2016/wordml/cid" xmlns:w16="http://schemas.microsoft.com/office/word/2018/wordml" xmlns:w16du="http://schemas.microsoft.com/office/word/2023/wordml/word16du" xmlns:w16sdtdh="http://schemas.microsoft.com/office/word/2020/wordml/sdtdatahash" xmlns:w16sdtfl="http://schemas.microsoft.com/office/word/2024/wordml/sdtformatlock" xmlns:w16se="http://schemas.microsoft.com/office/word/2015/wordml/symex" xmlns:wpg="http://schemas.microsoft.com/office/word/2010/wordprocessingGroup" xmlns:wpi="http://schemas.microsoft.com/office/word/2010/wordprocessingInk" xmlns:wne="http://schemas.microsoft.com/office/word/2006/wordml" xmlns:wps="http://schemas.microsoft.com/office/word/2010/wordprocessingShape" mc:Ignorable="w14 w15 w16se w16cid w16 w16cex w16sdtdh w16sdtfl w16du wp14">
   <w:abstractNum w:abstractNumId="0" w15:restartNumberingAfterBreak="0">
+    <w:nsid w:val="0393408A"/>
+    <w:multiLevelType w:val="hybridMultilevel"/>
+    <w:tmpl w:val="F5E60A9A"/>
+    <w:lvl w:ilvl="0" w:tplc="FFFFFFFF">
+      <w:start w:val="1"/>
+      <w:numFmt w:val="decimal"/>
+      <w:lvlText w:val="%1."/>
+      <w:lvlJc w:val="left"/>
+      <w:pPr>
+        <w:ind w:left="720" w:hanging="360"/>
+      </w:pPr>
+      <w:rPr>
+        <w:rFonts w:hint="default"/>
+      </w:rPr>
+    </w:lvl>
+    <w:lvl w:ilvl="1" w:tplc="FFFFFFFF" w:tentative="1">
+      <w:start w:val="1"/>
+      <w:numFmt w:val="lowerLetter"/>
+      <w:lvlText w:val="%2."/>
+      <w:lvlJc w:val="left"/>
+      <w:pPr>
+        <w:ind w:left="1440" w:hanging="360"/>
+      </w:pPr>
+    </w:lvl>
+    <w:lvl w:ilvl="2" w:tplc="FFFFFFFF" w:tentative="1">
+      <w:start w:val="1"/>
+      <w:numFmt w:val="lowerRoman"/>
+      <w:lvlText w:val="%3."/>
+      <w:lvlJc w:val="right"/>
+      <w:pPr>
+        <w:ind w:left="2160" w:hanging="180"/>
+      </w:pPr>
+    </w:lvl>
+    <w:lvl w:ilvl="3" w:tplc="FFFFFFFF" w:tentative="1">
+      <w:start w:val="1"/>
+      <w:numFmt w:val="decimal"/>
+      <w:lvlText w:val="%4."/>
+      <w:lvlJc w:val="left"/>
+      <w:pPr>
+        <w:ind w:left="2880" w:hanging="360"/>
+      </w:pPr>
+    </w:lvl>
+    <w:lvl w:ilvl="4" w:tplc="FFFFFFFF" w:tentative="1">
+      <w:start w:val="1"/>
+      <w:numFmt w:val="lowerLetter"/>
+      <w:lvlText w:val="%5."/>
+      <w:lvlJc w:val="left"/>
+      <w:pPr>
+        <w:ind w:left="3600" w:hanging="360"/>
+      </w:pPr>
+    </w:lvl>
+    <w:lvl w:ilvl="5" w:tplc="FFFFFFFF" w:tentative="1">
+      <w:start w:val="1"/>
+      <w:numFmt w:val="lowerRoman"/>
+      <w:lvlText w:val="%6."/>
+      <w:lvlJc w:val="right"/>
+      <w:pPr>
+        <w:ind w:left="4320" w:hanging="180"/>
+      </w:pPr>
+    </w:lvl>
+    <w:lvl w:ilvl="6" w:tplc="FFFFFFFF" w:tentative="1">
+      <w:start w:val="1"/>
+      <w:numFmt w:val="decimal"/>
+      <w:lvlText w:val="%7."/>
+      <w:lvlJc w:val="left"/>
+      <w:pPr>
+        <w:ind w:left="5040" w:hanging="360"/>
+      </w:pPr>
+    </w:lvl>
+    <w:lvl w:ilvl="7" w:tplc="FFFFFFFF" w:tentative="1">
+      <w:start w:val="1"/>
+      <w:numFmt w:val="lowerLetter"/>
+      <w:lvlText w:val="%8."/>
+      <w:lvlJc w:val="left"/>
+      <w:pPr>
+        <w:ind w:left="5760" w:hanging="360"/>
+      </w:pPr>
+    </w:lvl>
+    <w:lvl w:ilvl="8" w:tplc="FFFFFFFF" w:tentative="1">
+      <w:start w:val="1"/>
+      <w:numFmt w:val="lowerRoman"/>
+      <w:lvlText w:val="%9."/>
+      <w:lvlJc w:val="right"/>
+      <w:pPr>
+        <w:ind w:left="6480" w:hanging="180"/>
+      </w:pPr>
+    </w:lvl>
+  </w:abstractNum>
+  <w:abstractNum w:abstractNumId="1" w15:restartNumberingAfterBreak="0">
+    <w:nsid w:val="09827F1A"/>
+    <w:multiLevelType w:val="hybridMultilevel"/>
+    <w:tmpl w:val="F5E60A9A"/>
+    <w:lvl w:ilvl="0" w:tplc="FFFFFFFF">
+      <w:start w:val="1"/>
+      <w:numFmt w:val="decimal"/>
+      <w:lvlText w:val="%1."/>
+      <w:lvlJc w:val="left"/>
+      <w:pPr>
+        <w:ind w:left="720" w:hanging="360"/>
+      </w:pPr>
+      <w:rPr>
+        <w:rFonts w:hint="default"/>
+      </w:rPr>
+    </w:lvl>
+    <w:lvl w:ilvl="1" w:tplc="FFFFFFFF" w:tentative="1">
+      <w:start w:val="1"/>
+      <w:numFmt w:val="lowerLetter"/>
+      <w:lvlText w:val="%2."/>
+      <w:lvlJc w:val="left"/>
+      <w:pPr>
+        <w:ind w:left="1440" w:hanging="360"/>
+      </w:pPr>
+    </w:lvl>
+    <w:lvl w:ilvl="2" w:tplc="FFFFFFFF" w:tentative="1">
+      <w:start w:val="1"/>
+      <w:numFmt w:val="lowerRoman"/>
+      <w:lvlText w:val="%3."/>
+      <w:lvlJc w:val="right"/>
+      <w:pPr>
+        <w:ind w:left="2160" w:hanging="180"/>
+      </w:pPr>
+    </w:lvl>
+    <w:lvl w:ilvl="3" w:tplc="FFFFFFFF" w:tentative="1">
+      <w:start w:val="1"/>
+      <w:numFmt w:val="decimal"/>
+      <w:lvlText w:val="%4."/>
+      <w:lvlJc w:val="left"/>
+      <w:pPr>
+        <w:ind w:left="2880" w:hanging="360"/>
+      </w:pPr>
+    </w:lvl>
+    <w:lvl w:ilvl="4" w:tplc="FFFFFFFF" w:tentative="1">
+      <w:start w:val="1"/>
+      <w:numFmt w:val="lowerLetter"/>
+      <w:lvlText w:val="%5."/>
+      <w:lvlJc w:val="left"/>
+      <w:pPr>
+        <w:ind w:left="3600" w:hanging="360"/>
+      </w:pPr>
+    </w:lvl>
+    <w:lvl w:ilvl="5" w:tplc="FFFFFFFF" w:tentative="1">
+      <w:start w:val="1"/>
+      <w:numFmt w:val="lowerRoman"/>
+      <w:lvlText w:val="%6."/>
+      <w:lvlJc w:val="right"/>
+      <w:pPr>
+        <w:ind w:left="4320" w:hanging="180"/>
+      </w:pPr>
+    </w:lvl>
+    <w:lvl w:ilvl="6" w:tplc="FFFFFFFF" w:tentative="1">
+      <w:start w:val="1"/>
+      <w:numFmt w:val="decimal"/>
+      <w:lvlText w:val="%7."/>
+      <w:lvlJc w:val="left"/>
+      <w:pPr>
+        <w:ind w:left="5040" w:hanging="360"/>
+      </w:pPr>
+    </w:lvl>
+    <w:lvl w:ilvl="7" w:tplc="FFFFFFFF" w:tentative="1">
+      <w:start w:val="1"/>
+      <w:numFmt w:val="lowerLetter"/>
+      <w:lvlText w:val="%8."/>
+      <w:lvlJc w:val="left"/>
+      <w:pPr>
+        <w:ind w:left="5760" w:hanging="360"/>
+      </w:pPr>
+    </w:lvl>
+    <w:lvl w:ilvl="8" w:tplc="FFFFFFFF" w:tentative="1">
+      <w:start w:val="1"/>
+      <w:numFmt w:val="lowerRoman"/>
+      <w:lvlText w:val="%9."/>
+      <w:lvlJc w:val="right"/>
+      <w:pPr>
+        <w:ind w:left="6480" w:hanging="180"/>
+      </w:pPr>
+    </w:lvl>
+  </w:abstractNum>
+  <w:abstractNum w:abstractNumId="2" w15:restartNumberingAfterBreak="0">
     <w:nsid w:val="104600D7"/>
     <w:multiLevelType w:val="hybridMultilevel"/>
     <w:tmpl w:val="F5E60A9A"/>
@@ -1385,7 +2496,7 @@
       </w:pPr>
     </w:lvl>
   </w:abstractNum>
-  <w:abstractNum w:abstractNumId="1" w15:restartNumberingAfterBreak="0">
+  <w:abstractNum w:abstractNumId="3" w15:restartNumberingAfterBreak="0">
     <w:nsid w:val="10483C90"/>
     <w:multiLevelType w:val="hybridMultilevel"/>
     <w:tmpl w:val="328EB864"/>
@@ -1498,7 +2609,7 @@
       </w:rPr>
     </w:lvl>
   </w:abstractNum>
-  <w:abstractNum w:abstractNumId="2" w15:restartNumberingAfterBreak="0">
+  <w:abstractNum w:abstractNumId="4" w15:restartNumberingAfterBreak="0">
     <w:nsid w:val="11EA7A27"/>
     <w:multiLevelType w:val="hybridMultilevel"/>
     <w:tmpl w:val="950097B8"/>
@@ -1587,7 +2698,322 @@
       </w:pPr>
     </w:lvl>
   </w:abstractNum>
-  <w:abstractNum w:abstractNumId="3" w15:restartNumberingAfterBreak="0">
+  <w:abstractNum w:abstractNumId="5" w15:restartNumberingAfterBreak="0">
+    <w:nsid w:val="27FB7A12"/>
+    <w:multiLevelType w:val="hybridMultilevel"/>
+    <w:tmpl w:val="C850569E"/>
+    <w:lvl w:ilvl="0" w:tplc="04090001">
+      <w:start w:val="1"/>
+      <w:numFmt w:val="bullet"/>
+      <w:lvlText w:val=""/>
+      <w:lvlJc w:val="left"/>
+      <w:pPr>
+        <w:ind w:left="1440" w:hanging="360"/>
+      </w:pPr>
+      <w:rPr>
+        <w:rFonts w:ascii="Symbol" w:hAnsi="Symbol" w:hint="default"/>
+      </w:rPr>
+    </w:lvl>
+    <w:lvl w:ilvl="1" w:tplc="04090003" w:tentative="1">
+      <w:start w:val="1"/>
+      <w:numFmt w:val="bullet"/>
+      <w:lvlText w:val="o"/>
+      <w:lvlJc w:val="left"/>
+      <w:pPr>
+        <w:ind w:left="2160" w:hanging="360"/>
+      </w:pPr>
+      <w:rPr>
+        <w:rFonts w:ascii="Courier New" w:hAnsi="Courier New" w:cs="Courier New" w:hint="default"/>
+      </w:rPr>
+    </w:lvl>
+    <w:lvl w:ilvl="2" w:tplc="04090005" w:tentative="1">
+      <w:start w:val="1"/>
+      <w:numFmt w:val="bullet"/>
+      <w:lvlText w:val=""/>
+      <w:lvlJc w:val="left"/>
+      <w:pPr>
+        <w:ind w:left="2880" w:hanging="360"/>
+      </w:pPr>
+      <w:rPr>
+        <w:rFonts w:ascii="Wingdings" w:hAnsi="Wingdings" w:hint="default"/>
+      </w:rPr>
+    </w:lvl>
+    <w:lvl w:ilvl="3" w:tplc="04090001" w:tentative="1">
+      <w:start w:val="1"/>
+      <w:numFmt w:val="bullet"/>
+      <w:lvlText w:val=""/>
+      <w:lvlJc w:val="left"/>
+      <w:pPr>
+        <w:ind w:left="3600" w:hanging="360"/>
+      </w:pPr>
+      <w:rPr>
+        <w:rFonts w:ascii="Symbol" w:hAnsi="Symbol" w:hint="default"/>
+      </w:rPr>
+    </w:lvl>
+    <w:lvl w:ilvl="4" w:tplc="04090003" w:tentative="1">
+      <w:start w:val="1"/>
+      <w:numFmt w:val="bullet"/>
+      <w:lvlText w:val="o"/>
+      <w:lvlJc w:val="left"/>
+      <w:pPr>
+        <w:ind w:left="4320" w:hanging="360"/>
+      </w:pPr>
+      <w:rPr>
+        <w:rFonts w:ascii="Courier New" w:hAnsi="Courier New" w:cs="Courier New" w:hint="default"/>
+      </w:rPr>
+    </w:lvl>
+    <w:lvl w:ilvl="5" w:tplc="04090005" w:tentative="1">
+      <w:start w:val="1"/>
+      <w:numFmt w:val="bullet"/>
+      <w:lvlText w:val=""/>
+      <w:lvlJc w:val="left"/>
+      <w:pPr>
+        <w:ind w:left="5040" w:hanging="360"/>
+      </w:pPr>
+      <w:rPr>
+        <w:rFonts w:ascii="Wingdings" w:hAnsi="Wingdings" w:hint="default"/>
+      </w:rPr>
+    </w:lvl>
+    <w:lvl w:ilvl="6" w:tplc="04090001" w:tentative="1">
+      <w:start w:val="1"/>
+      <w:numFmt w:val="bullet"/>
+      <w:lvlText w:val=""/>
+      <w:lvlJc w:val="left"/>
+      <w:pPr>
+        <w:ind w:left="5760" w:hanging="360"/>
+      </w:pPr>
+      <w:rPr>
+        <w:rFonts w:ascii="Symbol" w:hAnsi="Symbol" w:hint="default"/>
+      </w:rPr>
+    </w:lvl>
+    <w:lvl w:ilvl="7" w:tplc="04090003" w:tentative="1">
+      <w:start w:val="1"/>
+      <w:numFmt w:val="bullet"/>
+      <w:lvlText w:val="o"/>
+      <w:lvlJc w:val="left"/>
+      <w:pPr>
+        <w:ind w:left="6480" w:hanging="360"/>
+      </w:pPr>
+      <w:rPr>
+        <w:rFonts w:ascii="Courier New" w:hAnsi="Courier New" w:cs="Courier New" w:hint="default"/>
+      </w:rPr>
+    </w:lvl>
+    <w:lvl w:ilvl="8" w:tplc="04090005" w:tentative="1">
+      <w:start w:val="1"/>
+      <w:numFmt w:val="bullet"/>
+      <w:lvlText w:val=""/>
+      <w:lvlJc w:val="left"/>
+      <w:pPr>
+        <w:ind w:left="7200" w:hanging="360"/>
+      </w:pPr>
+      <w:rPr>
+        <w:rFonts w:ascii="Wingdings" w:hAnsi="Wingdings" w:hint="default"/>
+      </w:rPr>
+    </w:lvl>
+  </w:abstractNum>
+  <w:abstractNum w:abstractNumId="6" w15:restartNumberingAfterBreak="0">
+    <w:nsid w:val="2B755533"/>
+    <w:multiLevelType w:val="hybridMultilevel"/>
+    <w:tmpl w:val="F5E60A9A"/>
+    <w:lvl w:ilvl="0" w:tplc="FFFFFFFF">
+      <w:start w:val="1"/>
+      <w:numFmt w:val="decimal"/>
+      <w:lvlText w:val="%1."/>
+      <w:lvlJc w:val="left"/>
+      <w:pPr>
+        <w:ind w:left="720" w:hanging="360"/>
+      </w:pPr>
+      <w:rPr>
+        <w:rFonts w:hint="default"/>
+      </w:rPr>
+    </w:lvl>
+    <w:lvl w:ilvl="1" w:tplc="FFFFFFFF" w:tentative="1">
+      <w:start w:val="1"/>
+      <w:numFmt w:val="lowerLetter"/>
+      <w:lvlText w:val="%2."/>
+      <w:lvlJc w:val="left"/>
+      <w:pPr>
+        <w:ind w:left="1440" w:hanging="360"/>
+      </w:pPr>
+    </w:lvl>
+    <w:lvl w:ilvl="2" w:tplc="FFFFFFFF" w:tentative="1">
+      <w:start w:val="1"/>
+      <w:numFmt w:val="lowerRoman"/>
+      <w:lvlText w:val="%3."/>
+      <w:lvlJc w:val="right"/>
+      <w:pPr>
+        <w:ind w:left="2160" w:hanging="180"/>
+      </w:pPr>
+    </w:lvl>
+    <w:lvl w:ilvl="3" w:tplc="FFFFFFFF" w:tentative="1">
+      <w:start w:val="1"/>
+      <w:numFmt w:val="decimal"/>
+      <w:lvlText w:val="%4."/>
+      <w:lvlJc w:val="left"/>
+      <w:pPr>
+        <w:ind w:left="2880" w:hanging="360"/>
+      </w:pPr>
+    </w:lvl>
+    <w:lvl w:ilvl="4" w:tplc="FFFFFFFF" w:tentative="1">
+      <w:start w:val="1"/>
+      <w:numFmt w:val="lowerLetter"/>
+      <w:lvlText w:val="%5."/>
+      <w:lvlJc w:val="left"/>
+      <w:pPr>
+        <w:ind w:left="3600" w:hanging="360"/>
+      </w:pPr>
+    </w:lvl>
+    <w:lvl w:ilvl="5" w:tplc="FFFFFFFF" w:tentative="1">
+      <w:start w:val="1"/>
+      <w:numFmt w:val="lowerRoman"/>
+      <w:lvlText w:val="%6."/>
+      <w:lvlJc w:val="right"/>
+      <w:pPr>
+        <w:ind w:left="4320" w:hanging="180"/>
+      </w:pPr>
+    </w:lvl>
+    <w:lvl w:ilvl="6" w:tplc="FFFFFFFF" w:tentative="1">
+      <w:start w:val="1"/>
+      <w:numFmt w:val="decimal"/>
+      <w:lvlText w:val="%7."/>
+      <w:lvlJc w:val="left"/>
+      <w:pPr>
+        <w:ind w:left="5040" w:hanging="360"/>
+      </w:pPr>
+    </w:lvl>
+    <w:lvl w:ilvl="7" w:tplc="FFFFFFFF" w:tentative="1">
+      <w:start w:val="1"/>
+      <w:numFmt w:val="lowerLetter"/>
+      <w:lvlText w:val="%8."/>
+      <w:lvlJc w:val="left"/>
+      <w:pPr>
+        <w:ind w:left="5760" w:hanging="360"/>
+      </w:pPr>
+    </w:lvl>
+    <w:lvl w:ilvl="8" w:tplc="FFFFFFFF" w:tentative="1">
+      <w:start w:val="1"/>
+      <w:numFmt w:val="lowerRoman"/>
+      <w:lvlText w:val="%9."/>
+      <w:lvlJc w:val="right"/>
+      <w:pPr>
+        <w:ind w:left="6480" w:hanging="180"/>
+      </w:pPr>
+    </w:lvl>
+  </w:abstractNum>
+  <w:abstractNum w:abstractNumId="7" w15:restartNumberingAfterBreak="0">
+    <w:nsid w:val="3B783DD1"/>
+    <w:multiLevelType w:val="hybridMultilevel"/>
+    <w:tmpl w:val="9154E49A"/>
+    <w:lvl w:ilvl="0" w:tplc="04090001">
+      <w:start w:val="1"/>
+      <w:numFmt w:val="bullet"/>
+      <w:lvlText w:val=""/>
+      <w:lvlJc w:val="left"/>
+      <w:pPr>
+        <w:ind w:left="1440" w:hanging="360"/>
+      </w:pPr>
+      <w:rPr>
+        <w:rFonts w:ascii="Symbol" w:hAnsi="Symbol" w:hint="default"/>
+      </w:rPr>
+    </w:lvl>
+    <w:lvl w:ilvl="1" w:tplc="04090003" w:tentative="1">
+      <w:start w:val="1"/>
+      <w:numFmt w:val="bullet"/>
+      <w:lvlText w:val="o"/>
+      <w:lvlJc w:val="left"/>
+      <w:pPr>
+        <w:ind w:left="2160" w:hanging="360"/>
+      </w:pPr>
+      <w:rPr>
+        <w:rFonts w:ascii="Courier New" w:hAnsi="Courier New" w:cs="Courier New" w:hint="default"/>
+      </w:rPr>
+    </w:lvl>
+    <w:lvl w:ilvl="2" w:tplc="04090005" w:tentative="1">
+      <w:start w:val="1"/>
+      <w:numFmt w:val="bullet"/>
+      <w:lvlText w:val=""/>
+      <w:lvlJc w:val="left"/>
+      <w:pPr>
+        <w:ind w:left="2880" w:hanging="360"/>
+      </w:pPr>
+      <w:rPr>
+        <w:rFonts w:ascii="Wingdings" w:hAnsi="Wingdings" w:hint="default"/>
+      </w:rPr>
+    </w:lvl>
+    <w:lvl w:ilvl="3" w:tplc="04090001" w:tentative="1">
+      <w:start w:val="1"/>
+      <w:numFmt w:val="bullet"/>
+      <w:lvlText w:val=""/>
+      <w:lvlJc w:val="left"/>
+      <w:pPr>
+        <w:ind w:left="3600" w:hanging="360"/>
+      </w:pPr>
+      <w:rPr>
+        <w:rFonts w:ascii="Symbol" w:hAnsi="Symbol" w:hint="default"/>
+      </w:rPr>
+    </w:lvl>
+    <w:lvl w:ilvl="4" w:tplc="04090003" w:tentative="1">
+      <w:start w:val="1"/>
+      <w:numFmt w:val="bullet"/>
+      <w:lvlText w:val="o"/>
+      <w:lvlJc w:val="left"/>
+      <w:pPr>
+        <w:ind w:left="4320" w:hanging="360"/>
+      </w:pPr>
+      <w:rPr>
+        <w:rFonts w:ascii="Courier New" w:hAnsi="Courier New" w:cs="Courier New" w:hint="default"/>
+      </w:rPr>
+    </w:lvl>
+    <w:lvl w:ilvl="5" w:tplc="04090005" w:tentative="1">
+      <w:start w:val="1"/>
+      <w:numFmt w:val="bullet"/>
+      <w:lvlText w:val=""/>
+      <w:lvlJc w:val="left"/>
+      <w:pPr>
+        <w:ind w:left="5040" w:hanging="360"/>
+      </w:pPr>
+      <w:rPr>
+        <w:rFonts w:ascii="Wingdings" w:hAnsi="Wingdings" w:hint="default"/>
+      </w:rPr>
+    </w:lvl>
+    <w:lvl w:ilvl="6" w:tplc="04090001" w:tentative="1">
+      <w:start w:val="1"/>
+      <w:numFmt w:val="bullet"/>
+      <w:lvlText w:val=""/>
+      <w:lvlJc w:val="left"/>
+      <w:pPr>
+        <w:ind w:left="5760" w:hanging="360"/>
+      </w:pPr>
+      <w:rPr>
+        <w:rFonts w:ascii="Symbol" w:hAnsi="Symbol" w:hint="default"/>
+      </w:rPr>
+    </w:lvl>
+    <w:lvl w:ilvl="7" w:tplc="04090003" w:tentative="1">
+      <w:start w:val="1"/>
+      <w:numFmt w:val="bullet"/>
+      <w:lvlText w:val="o"/>
+      <w:lvlJc w:val="left"/>
+      <w:pPr>
+        <w:ind w:left="6480" w:hanging="360"/>
+      </w:pPr>
+      <w:rPr>
+        <w:rFonts w:ascii="Courier New" w:hAnsi="Courier New" w:cs="Courier New" w:hint="default"/>
+      </w:rPr>
+    </w:lvl>
+    <w:lvl w:ilvl="8" w:tplc="04090005" w:tentative="1">
+      <w:start w:val="1"/>
+      <w:numFmt w:val="bullet"/>
+      <w:lvlText w:val=""/>
+      <w:lvlJc w:val="left"/>
+      <w:pPr>
+        <w:ind w:left="7200" w:hanging="360"/>
+      </w:pPr>
+      <w:rPr>
+        <w:rFonts w:ascii="Wingdings" w:hAnsi="Wingdings" w:hint="default"/>
+      </w:rPr>
+    </w:lvl>
+  </w:abstractNum>
+  <w:abstractNum w:abstractNumId="8" w15:restartNumberingAfterBreak="0">
     <w:nsid w:val="4D190CAD"/>
     <w:multiLevelType w:val="hybridMultilevel"/>
     <w:tmpl w:val="75E07622"/>
@@ -1676,17 +3102,148 @@
       </w:pPr>
     </w:lvl>
   </w:abstractNum>
+  <w:abstractNum w:abstractNumId="9" w15:restartNumberingAfterBreak="0">
+    <w:nsid w:val="76323C2B"/>
+    <w:multiLevelType w:val="hybridMultilevel"/>
+    <w:tmpl w:val="E09C7F5C"/>
+    <w:lvl w:ilvl="0" w:tplc="04090001">
+      <w:start w:val="1"/>
+      <w:numFmt w:val="bullet"/>
+      <w:lvlText w:val=""/>
+      <w:lvlJc w:val="left"/>
+      <w:pPr>
+        <w:ind w:left="1440" w:hanging="360"/>
+      </w:pPr>
+      <w:rPr>
+        <w:rFonts w:ascii="Symbol" w:hAnsi="Symbol" w:hint="default"/>
+      </w:rPr>
+    </w:lvl>
+    <w:lvl w:ilvl="1" w:tplc="04090003" w:tentative="1">
+      <w:start w:val="1"/>
+      <w:numFmt w:val="bullet"/>
+      <w:lvlText w:val="o"/>
+      <w:lvlJc w:val="left"/>
+      <w:pPr>
+        <w:ind w:left="2160" w:hanging="360"/>
+      </w:pPr>
+      <w:rPr>
+        <w:rFonts w:ascii="Courier New" w:hAnsi="Courier New" w:cs="Courier New" w:hint="default"/>
+      </w:rPr>
+    </w:lvl>
+    <w:lvl w:ilvl="2" w:tplc="04090005" w:tentative="1">
+      <w:start w:val="1"/>
+      <w:numFmt w:val="bullet"/>
+      <w:lvlText w:val=""/>
+      <w:lvlJc w:val="left"/>
+      <w:pPr>
+        <w:ind w:left="2880" w:hanging="360"/>
+      </w:pPr>
+      <w:rPr>
+        <w:rFonts w:ascii="Wingdings" w:hAnsi="Wingdings" w:hint="default"/>
+      </w:rPr>
+    </w:lvl>
+    <w:lvl w:ilvl="3" w:tplc="04090001" w:tentative="1">
+      <w:start w:val="1"/>
+      <w:numFmt w:val="bullet"/>
+      <w:lvlText w:val=""/>
+      <w:lvlJc w:val="left"/>
+      <w:pPr>
+        <w:ind w:left="3600" w:hanging="360"/>
+      </w:pPr>
+      <w:rPr>
+        <w:rFonts w:ascii="Symbol" w:hAnsi="Symbol" w:hint="default"/>
+      </w:rPr>
+    </w:lvl>
+    <w:lvl w:ilvl="4" w:tplc="04090003" w:tentative="1">
+      <w:start w:val="1"/>
+      <w:numFmt w:val="bullet"/>
+      <w:lvlText w:val="o"/>
+      <w:lvlJc w:val="left"/>
+      <w:pPr>
+        <w:ind w:left="4320" w:hanging="360"/>
+      </w:pPr>
+      <w:rPr>
+        <w:rFonts w:ascii="Courier New" w:hAnsi="Courier New" w:cs="Courier New" w:hint="default"/>
+      </w:rPr>
+    </w:lvl>
+    <w:lvl w:ilvl="5" w:tplc="04090005" w:tentative="1">
+      <w:start w:val="1"/>
+      <w:numFmt w:val="bullet"/>
+      <w:lvlText w:val=""/>
+      <w:lvlJc w:val="left"/>
+      <w:pPr>
+        <w:ind w:left="5040" w:hanging="360"/>
+      </w:pPr>
+      <w:rPr>
+        <w:rFonts w:ascii="Wingdings" w:hAnsi="Wingdings" w:hint="default"/>
+      </w:rPr>
+    </w:lvl>
+    <w:lvl w:ilvl="6" w:tplc="04090001" w:tentative="1">
+      <w:start w:val="1"/>
+      <w:numFmt w:val="bullet"/>
+      <w:lvlText w:val=""/>
+      <w:lvlJc w:val="left"/>
+      <w:pPr>
+        <w:ind w:left="5760" w:hanging="360"/>
+      </w:pPr>
+      <w:rPr>
+        <w:rFonts w:ascii="Symbol" w:hAnsi="Symbol" w:hint="default"/>
+      </w:rPr>
+    </w:lvl>
+    <w:lvl w:ilvl="7" w:tplc="04090003" w:tentative="1">
+      <w:start w:val="1"/>
+      <w:numFmt w:val="bullet"/>
+      <w:lvlText w:val="o"/>
+      <w:lvlJc w:val="left"/>
+      <w:pPr>
+        <w:ind w:left="6480" w:hanging="360"/>
+      </w:pPr>
+      <w:rPr>
+        <w:rFonts w:ascii="Courier New" w:hAnsi="Courier New" w:cs="Courier New" w:hint="default"/>
+      </w:rPr>
+    </w:lvl>
+    <w:lvl w:ilvl="8" w:tplc="04090005" w:tentative="1">
+      <w:start w:val="1"/>
+      <w:numFmt w:val="bullet"/>
+      <w:lvlText w:val=""/>
+      <w:lvlJc w:val="left"/>
+      <w:pPr>
+        <w:ind w:left="7200" w:hanging="360"/>
+      </w:pPr>
+      <w:rPr>
+        <w:rFonts w:ascii="Wingdings" w:hAnsi="Wingdings" w:hint="default"/>
+      </w:rPr>
+    </w:lvl>
+  </w:abstractNum>
   <w:num w:numId="1" w16cid:durableId="719481138">
+    <w:abstractNumId w:val="2"/>
+  </w:num>
+  <w:num w:numId="2" w16cid:durableId="2089497077">
+    <w:abstractNumId w:val="8"/>
+  </w:num>
+  <w:num w:numId="3" w16cid:durableId="943004063">
+    <w:abstractNumId w:val="3"/>
+  </w:num>
+  <w:num w:numId="4" w16cid:durableId="73402802">
+    <w:abstractNumId w:val="4"/>
+  </w:num>
+  <w:num w:numId="5" w16cid:durableId="2127844121">
+    <w:abstractNumId w:val="7"/>
+  </w:num>
+  <w:num w:numId="6" w16cid:durableId="740296788">
+    <w:abstractNumId w:val="5"/>
+  </w:num>
+  <w:num w:numId="7" w16cid:durableId="593905437">
+    <w:abstractNumId w:val="9"/>
+  </w:num>
+  <w:num w:numId="8" w16cid:durableId="1044988471">
     <w:abstractNumId w:val="0"/>
   </w:num>
-  <w:num w:numId="2" w16cid:durableId="2089497077">
-    <w:abstractNumId w:val="3"/>
+  <w:num w:numId="9" w16cid:durableId="1476410379">
+    <w:abstractNumId w:val="6"/>
   </w:num>
-  <w:num w:numId="3" w16cid:durableId="943004063">
+  <w:num w:numId="10" w16cid:durableId="1413552316">
     <w:abstractNumId w:val="1"/>
-  </w:num>
-  <w:num w:numId="4" w16cid:durableId="73402802">
-    <w:abstractNumId w:val="2"/>
   </w:num>
 </w:numbering>
 </file>
@@ -2663,6 +4220,11 @@
     <w:basedOn w:val="DefaultParagraphFont"/>
     <w:rsid w:val="00EC793E"/>
   </w:style>
+  <w:style w:type="character" w:customStyle="1" w:styleId="dtet0b">
+    <w:name w:val="dtet0b"/>
+    <w:basedOn w:val="DefaultParagraphFont"/>
+    <w:rsid w:val="000B3DE3"/>
+  </w:style>
 </w:styles>
 </file>
 
